--- a/templates/QUICK REPORT/DEFECT IR/swg-panel.docx
+++ b/templates/QUICK REPORT/DEFECT IR/swg-panel.docx
@@ -4888,26 +4888,21 @@
             </w:pPr>
             <w:r>
               <w:rPr>
-                <w:rFonts w:cstheme="minorHAnsi"/>
-                <w:b/>
-                <w:i/>
-              </w:rPr>
-              <w:lastRenderedPageBreak/>
+                <w:b/>
+              </w:rPr>
               <w:t xml:space="preserve">Analysis: </w:t>
             </w:r>
             <w:r>
               <w:rPr>
-                <w:rFonts w:cstheme="minorHAnsi"/>
-              </w:rPr>
-              <w:t xml:space="preserve">Thermal image above indicates hot spot detected at </w:t>
-            </w:r>
-            <w:r>
-              <w:rPr>
-                <w:rFonts w:cstheme="minorHAnsi"/>
-                <w:b/>
-                <w:bCs/>
-              </w:rPr>
-              <w:t xml:space="preserve">{{ panel.area }}. </w:t>
+                <w:b w:val="0"/>
+              </w:rPr>
+              <w:t xml:space="preserve"> </w:t>
+            </w:r>
+            <w:r>
+              <w:rPr>
+                <w:b w:val="0"/>
+              </w:rPr>
+              <w:t>{{ analysis }}</w:t>
             </w:r>
           </w:p>
         </w:tc>
@@ -4936,21 +4931,21 @@
             </w:pPr>
             <w:r>
               <w:rPr>
-                <w:rFonts w:cstheme="minorHAnsi"/>
-                <w:b/>
-                <w:i/>
-                <w:noProof/>
-                <w:lang w:val="en-US"/>
+                <w:b/>
               </w:rPr>
               <w:t xml:space="preserve">Recommendation: </w:t>
             </w:r>
             <w:r>
               <w:rPr>
-                <w:rFonts w:cstheme="minorHAnsi"/>
-                <w:noProof/>
-                <w:lang w:val="en-US"/>
+                <w:b w:val="0"/>
               </w:rPr>
               <w:t xml:space="preserve"> </w:t>
+            </w:r>
+            <w:r>
+              <w:rPr>
+                <w:b w:val="0"/>
+              </w:rPr>
+              <w:t>{{ recommendation }}</w:t>
             </w:r>
           </w:p>
         </w:tc>
